--- a/02_Draft_Per_Bab/Bab_2/BAB_2_Draft_Final.docx
+++ b/02_Draft_Per_Bab/Bab_2/BAB_2_Draft_Final.docx
@@ -542,8 +542,8 @@
         <w:jc w:val="center"/>
         <w:tblLook w:firstColumn="1" w:firstRow="1" w:lastColumn="0" w:lastRow="0" w:noHBand="0" w:noVBand="1" w:val="04A0"/>
         <w:tblBorders>
-          <w:top w:val="single" w:sz="6" w:space="0" w:color="000000"/>
-          <w:bottom w:val="single" w:sz="6" w:space="0" w:color="000000"/>
+          <w:top w:val="single" w:sz="4" w:space="0" w:color="CCCCCC"/>
+          <w:bottom w:val="single" w:sz="4" w:space="0" w:color="CCCCCC"/>
           <w:insideH w:val="single" w:sz="4" w:space="0" w:color="CCCCCC"/>
           <w:left w:val="none"/>
           <w:right w:val="none"/>
@@ -551,42 +551,36 @@
         </w:tblBorders>
       </w:tblPr>
       <w:tblGrid>
-        <w:gridCol w:w="1134"/>
-        <w:gridCol w:w="1134"/>
-        <w:gridCol w:w="1134"/>
-        <w:gridCol w:w="1134"/>
-        <w:gridCol w:w="1134"/>
-        <w:gridCol w:w="1134"/>
-        <w:gridCol w:w="1134"/>
+        <w:gridCol w:w="882"/>
+        <w:gridCol w:w="882"/>
+        <w:gridCol w:w="882"/>
+        <w:gridCol w:w="882"/>
+        <w:gridCol w:w="882"/>
+        <w:gridCol w:w="882"/>
+        <w:gridCol w:w="882"/>
+        <w:gridCol w:w="882"/>
+        <w:gridCol w:w="882"/>
       </w:tblGrid>
       <w:tr>
-        <w:trPr>
-          <w:cantSplit/>
-          <w:tblHeader/>
-        </w:trPr>
         <w:tc>
           <w:tcPr>
-            <w:tcW w:type="dxa" w:w="340"/>
-            <w:tcMar>
-              <w:top w:w="120" w:type="dxa"/>
-              <w:bottom w:w="120" w:type="dxa"/>
-              <w:left w:w="140" w:type="dxa"/>
-              <w:right w:w="140" w:type="dxa"/>
-            </w:tcMar>
-            <w:shd w:fill="F2F4F7"/>
+            <w:tcW w:type="dxa" w:w="882"/>
+            <w:shd w:val="clear" w:color="auto" w:fill="F2F4F7"/>
+            <w:vAlign w:val="top"/>
           </w:tcPr>
           <w:p>
             <w:pPr>
-              <w:spacing w:before="40" w:after="40" w:line="276" w:lineRule="auto"/>
+              <w:spacing w:before="40" w:after="40" w:line="252" w:lineRule="auto"/>
               <w:jc w:val="center"/>
             </w:pPr>
+            <w:r/>
             <w:r>
               <w:rPr>
                 <w:rFonts w:ascii="Times New Roman" w:hAnsi="Times New Roman"/>
                 <w:b/>
                 <w:i w:val="0"/>
                 <w:color w:val="000000"/>
-                <w:sz w:val="20"/>
+                <w:sz w:val="18"/>
               </w:rPr>
               <w:t>No</w:t>
             </w:r>
@@ -594,199 +588,216 @@
         </w:tc>
         <w:tc>
           <w:tcPr>
-            <w:tcW w:type="dxa" w:w="1134"/>
-            <w:tcMar>
-              <w:top w:w="120" w:type="dxa"/>
-              <w:bottom w:w="120" w:type="dxa"/>
-              <w:left w:w="140" w:type="dxa"/>
-              <w:right w:w="140" w:type="dxa"/>
-            </w:tcMar>
-            <w:shd w:fill="F2F4F7"/>
+            <w:tcW w:type="dxa" w:w="882"/>
+            <w:shd w:val="clear" w:color="auto" w:fill="F2F4F7"/>
+            <w:vAlign w:val="top"/>
           </w:tcPr>
           <w:p>
             <w:pPr>
-              <w:spacing w:before="40" w:after="40" w:line="276" w:lineRule="auto"/>
-              <w:jc w:val="left"/>
+              <w:spacing w:before="40" w:after="40" w:line="252" w:lineRule="auto"/>
+              <w:jc w:val="center"/>
             </w:pPr>
+            <w:r/>
             <w:r>
               <w:rPr>
                 <w:rFonts w:ascii="Times New Roman" w:hAnsi="Times New Roman"/>
                 <w:b/>
                 <w:i w:val="0"/>
                 <w:color w:val="000000"/>
-                <w:sz w:val="20"/>
+                <w:sz w:val="18"/>
               </w:rPr>
-              <w:t>Peneliti &amp; Tahun</w:t>
+              <w:t>Peneliti (Tahun)</w:t>
             </w:r>
           </w:p>
         </w:tc>
         <w:tc>
           <w:tcPr>
-            <w:tcW w:type="dxa" w:w="1247"/>
-            <w:tcMar>
-              <w:top w:w="120" w:type="dxa"/>
-              <w:bottom w:w="120" w:type="dxa"/>
-              <w:left w:w="140" w:type="dxa"/>
-              <w:right w:w="140" w:type="dxa"/>
-            </w:tcMar>
-            <w:shd w:fill="F2F4F7"/>
+            <w:tcW w:type="dxa" w:w="882"/>
+            <w:shd w:val="clear" w:color="auto" w:fill="F2F4F7"/>
+            <w:vAlign w:val="top"/>
           </w:tcPr>
           <w:p>
             <w:pPr>
-              <w:spacing w:before="40" w:after="40" w:line="276" w:lineRule="auto"/>
-              <w:jc w:val="left"/>
+              <w:spacing w:before="40" w:after="40" w:line="252" w:lineRule="auto"/>
+              <w:jc w:val="center"/>
             </w:pPr>
+            <w:r/>
             <w:r>
               <w:rPr>
                 <w:rFonts w:ascii="Times New Roman" w:hAnsi="Times New Roman"/>
                 <w:b/>
                 <w:i w:val="0"/>
                 <w:color w:val="000000"/>
-                <w:sz w:val="20"/>
+                <w:sz w:val="18"/>
               </w:rPr>
-              <w:t>Metode / Algoritma</w:t>
+              <w:t>Judul Artikel</w:t>
             </w:r>
           </w:p>
         </w:tc>
         <w:tc>
           <w:tcPr>
-            <w:tcW w:type="dxa" w:w="1247"/>
-            <w:tcMar>
-              <w:top w:w="120" w:type="dxa"/>
-              <w:bottom w:w="120" w:type="dxa"/>
-              <w:left w:w="140" w:type="dxa"/>
-              <w:right w:w="140" w:type="dxa"/>
-            </w:tcMar>
-            <w:shd w:fill="F2F4F7"/>
+            <w:tcW w:type="dxa" w:w="882"/>
+            <w:shd w:val="clear" w:color="auto" w:fill="F2F4F7"/>
+            <w:vAlign w:val="top"/>
           </w:tcPr>
           <w:p>
             <w:pPr>
-              <w:spacing w:before="40" w:after="40" w:line="276" w:lineRule="auto"/>
-              <w:jc w:val="left"/>
+              <w:spacing w:before="40" w:after="40" w:line="252" w:lineRule="auto"/>
+              <w:jc w:val="center"/>
             </w:pPr>
+            <w:r/>
             <w:r>
               <w:rPr>
                 <w:rFonts w:ascii="Times New Roman" w:hAnsi="Times New Roman"/>
                 <w:b/>
                 <w:i w:val="0"/>
                 <w:color w:val="000000"/>
-                <w:sz w:val="20"/>
+                <w:sz w:val="18"/>
               </w:rPr>
-              <w:t>Dataset &amp; Variabel</w:t>
+              <w:t>Dataset yang Digunakan</w:t>
             </w:r>
           </w:p>
         </w:tc>
         <w:tc>
           <w:tcPr>
-            <w:tcW w:type="dxa" w:w="1247"/>
-            <w:tcMar>
-              <w:top w:w="120" w:type="dxa"/>
-              <w:bottom w:w="120" w:type="dxa"/>
-              <w:left w:w="140" w:type="dxa"/>
-              <w:right w:w="140" w:type="dxa"/>
-            </w:tcMar>
-            <w:shd w:fill="F2F4F7"/>
+            <w:tcW w:type="dxa" w:w="882"/>
+            <w:shd w:val="clear" w:color="auto" w:fill="F2F4F7"/>
+            <w:vAlign w:val="top"/>
           </w:tcPr>
           <w:p>
             <w:pPr>
-              <w:spacing w:before="40" w:after="40" w:line="276" w:lineRule="auto"/>
-              <w:jc w:val="left"/>
+              <w:spacing w:before="40" w:after="40" w:line="252" w:lineRule="auto"/>
+              <w:jc w:val="center"/>
             </w:pPr>
+            <w:r/>
             <w:r>
               <w:rPr>
                 <w:rFonts w:ascii="Times New Roman" w:hAnsi="Times New Roman"/>
                 <w:b/>
                 <w:i w:val="0"/>
                 <w:color w:val="000000"/>
-                <w:sz w:val="20"/>
+                <w:sz w:val="18"/>
               </w:rPr>
-              <w:t>Temuan Utama</w:t>
+              <w:t>Algoritma dan Metode</w:t>
             </w:r>
           </w:p>
         </w:tc>
         <w:tc>
           <w:tcPr>
-            <w:tcW w:type="dxa" w:w="1361"/>
-            <w:tcMar>
-              <w:top w:w="120" w:type="dxa"/>
-              <w:bottom w:w="120" w:type="dxa"/>
-              <w:left w:w="140" w:type="dxa"/>
-              <w:right w:w="140" w:type="dxa"/>
-            </w:tcMar>
-            <w:shd w:fill="F2F4F7"/>
+            <w:tcW w:type="dxa" w:w="882"/>
+            <w:shd w:val="clear" w:color="auto" w:fill="F2F4F7"/>
+            <w:vAlign w:val="top"/>
           </w:tcPr>
           <w:p>
             <w:pPr>
-              <w:spacing w:before="40" w:after="40" w:line="276" w:lineRule="auto"/>
-              <w:jc w:val="left"/>
+              <w:spacing w:before="40" w:after="40" w:line="252" w:lineRule="auto"/>
+              <w:jc w:val="center"/>
             </w:pPr>
+            <w:r/>
             <w:r>
               <w:rPr>
                 <w:rFonts w:ascii="Times New Roman" w:hAnsi="Times New Roman"/>
                 <w:b/>
                 <w:i w:val="0"/>
                 <w:color w:val="000000"/>
-                <w:sz w:val="20"/>
+                <w:sz w:val="18"/>
               </w:rPr>
-              <w:t>Celah Riset (Research Gap)</w:t>
+              <w:t>Metrik</w:t>
             </w:r>
           </w:p>
         </w:tc>
         <w:tc>
           <w:tcPr>
-            <w:tcW w:type="dxa" w:w="1361"/>
-            <w:tcMar>
-              <w:top w:w="120" w:type="dxa"/>
-              <w:bottom w:w="120" w:type="dxa"/>
-              <w:left w:w="140" w:type="dxa"/>
-              <w:right w:w="140" w:type="dxa"/>
-            </w:tcMar>
-            <w:shd w:fill="F2F4F7"/>
+            <w:tcW w:type="dxa" w:w="882"/>
+            <w:shd w:val="clear" w:color="auto" w:fill="F2F4F7"/>
+            <w:vAlign w:val="top"/>
           </w:tcPr>
           <w:p>
             <w:pPr>
-              <w:spacing w:before="40" w:after="40" w:line="276" w:lineRule="auto"/>
-              <w:jc w:val="left"/>
+              <w:spacing w:before="40" w:after="40" w:line="252" w:lineRule="auto"/>
+              <w:jc w:val="center"/>
             </w:pPr>
+            <w:r/>
             <w:r>
               <w:rPr>
                 <w:rFonts w:ascii="Times New Roman" w:hAnsi="Times New Roman"/>
                 <w:b/>
                 <w:i w:val="0"/>
                 <w:color w:val="000000"/>
-                <w:sz w:val="20"/>
+                <w:sz w:val="18"/>
               </w:rPr>
-              <w:t>Solusi Penelitian Ini (Ahmad, 2026)</w:t>
+              <w:t>Hasil</w:t>
+            </w:r>
+          </w:p>
+        </w:tc>
+        <w:tc>
+          <w:tcPr>
+            <w:tcW w:type="dxa" w:w="882"/>
+            <w:shd w:val="clear" w:color="auto" w:fill="F2F4F7"/>
+            <w:vAlign w:val="top"/>
+          </w:tcPr>
+          <w:p>
+            <w:pPr>
+              <w:spacing w:before="40" w:after="40" w:line="252" w:lineRule="auto"/>
+              <w:jc w:val="center"/>
+            </w:pPr>
+            <w:r/>
+            <w:r>
+              <w:rPr>
+                <w:rFonts w:ascii="Times New Roman" w:hAnsi="Times New Roman"/>
+                <w:b/>
+                <w:i w:val="0"/>
+                <w:color w:val="000000"/>
+                <w:sz w:val="18"/>
+              </w:rPr>
+              <w:t>Celah (Research Gap)</w:t>
+            </w:r>
+          </w:p>
+        </w:tc>
+        <w:tc>
+          <w:tcPr>
+            <w:tcW w:type="dxa" w:w="882"/>
+            <w:shd w:val="clear" w:color="auto" w:fill="F2F4F7"/>
+            <w:vAlign w:val="top"/>
+          </w:tcPr>
+          <w:p>
+            <w:pPr>
+              <w:spacing w:before="40" w:after="40" w:line="252" w:lineRule="auto"/>
+              <w:jc w:val="center"/>
+            </w:pPr>
+            <w:r/>
+            <w:r>
+              <w:rPr>
+                <w:rFonts w:ascii="Times New Roman" w:hAnsi="Times New Roman"/>
+                <w:b/>
+                <w:i w:val="0"/>
+                <w:color w:val="000000"/>
+                <w:sz w:val="18"/>
+              </w:rPr>
+              <w:t>Masalah yang Diselesaikan oleh Skripsi Ini</w:t>
             </w:r>
           </w:p>
         </w:tc>
       </w:tr>
       <w:tr>
-        <w:trPr>
-          <w:cantSplit/>
-        </w:trPr>
         <w:tc>
           <w:tcPr>
-            <w:tcW w:type="dxa" w:w="340"/>
-            <w:tcMar>
-              <w:top w:w="120" w:type="dxa"/>
-              <w:bottom w:w="120" w:type="dxa"/>
-              <w:left w:w="140" w:type="dxa"/>
-              <w:right w:w="140" w:type="dxa"/>
-            </w:tcMar>
+            <w:tcW w:type="dxa" w:w="882"/>
+            <w:vAlign w:val="top"/>
           </w:tcPr>
           <w:p>
             <w:pPr>
-              <w:spacing w:before="40" w:after="40" w:line="276" w:lineRule="auto"/>
+              <w:spacing w:before="40" w:after="40" w:line="252" w:lineRule="auto"/>
               <w:jc w:val="center"/>
             </w:pPr>
+            <w:r/>
             <w:r>
               <w:rPr>
                 <w:rFonts w:ascii="Times New Roman" w:hAnsi="Times New Roman"/>
                 <w:b w:val="0"/>
                 <w:i w:val="0"/>
                 <w:color w:val="000000"/>
-                <w:sz w:val="20"/>
+                <w:sz w:val="17"/>
               </w:rPr>
               <w:t>1</w:t>
             </w:r>
@@ -794,26 +805,22 @@
         </w:tc>
         <w:tc>
           <w:tcPr>
-            <w:tcW w:type="dxa" w:w="1134"/>
-            <w:tcMar>
-              <w:top w:w="120" w:type="dxa"/>
-              <w:bottom w:w="120" w:type="dxa"/>
-              <w:left w:w="140" w:type="dxa"/>
-              <w:right w:w="140" w:type="dxa"/>
-            </w:tcMar>
+            <w:tcW w:type="dxa" w:w="882"/>
+            <w:vAlign w:val="top"/>
           </w:tcPr>
           <w:p>
             <w:pPr>
-              <w:spacing w:before="40" w:after="40" w:line="276" w:lineRule="auto"/>
+              <w:spacing w:before="40" w:after="40" w:line="252" w:lineRule="auto"/>
               <w:jc w:val="left"/>
             </w:pPr>
+            <w:r/>
             <w:r>
               <w:rPr>
                 <w:rFonts w:ascii="Times New Roman" w:hAnsi="Times New Roman"/>
-                <w:b w:val="0"/>
+                <w:b/>
                 <w:i w:val="0"/>
                 <w:color w:val="000000"/>
-                <w:sz w:val="20"/>
+                <w:sz w:val="17"/>
               </w:rPr>
               <w:t>Taher &amp; Ayon (2024)</w:t>
             </w:r>
@@ -821,166 +828,185 @@
         </w:tc>
         <w:tc>
           <w:tcPr>
-            <w:tcW w:type="dxa" w:w="1247"/>
-            <w:tcMar>
-              <w:top w:w="120" w:type="dxa"/>
-              <w:bottom w:w="120" w:type="dxa"/>
-              <w:left w:w="140" w:type="dxa"/>
-              <w:right w:w="140" w:type="dxa"/>
-            </w:tcMar>
+            <w:tcW w:type="dxa" w:w="882"/>
+            <w:vAlign w:val="top"/>
           </w:tcPr>
           <w:p>
             <w:pPr>
-              <w:spacing w:before="40" w:after="40" w:line="276" w:lineRule="auto"/>
+              <w:spacing w:before="40" w:after="40" w:line="252" w:lineRule="auto"/>
               <w:jc w:val="left"/>
             </w:pPr>
+            <w:r/>
+            <w:r>
+              <w:rPr>
+                <w:rFonts w:ascii="Times New Roman" w:hAnsi="Times New Roman"/>
+                <w:b w:val="0"/>
+                <w:i/>
+                <w:color w:val="000000"/>
+                <w:sz w:val="17"/>
+              </w:rPr>
+              <w:t>Exploring Sleep Disorders: A Comparative Analysis of Machine Learning Algorithms on Sleep Health and Lifestyle Data</w:t>
+            </w:r>
+          </w:p>
+        </w:tc>
+        <w:tc>
+          <w:tcPr>
+            <w:tcW w:type="dxa" w:w="882"/>
+            <w:vAlign w:val="top"/>
+          </w:tcPr>
+          <w:p>
+            <w:pPr>
+              <w:spacing w:before="40" w:after="40" w:line="252" w:lineRule="auto"/>
+              <w:jc w:val="left"/>
+            </w:pPr>
+            <w:r/>
             <w:r>
               <w:rPr>
                 <w:rFonts w:ascii="Times New Roman" w:hAnsi="Times New Roman"/>
                 <w:b w:val="0"/>
                 <w:i w:val="0"/>
                 <w:color w:val="000000"/>
-                <w:sz w:val="20"/>
+                <w:sz w:val="17"/>
               </w:rPr>
-              <w:t>Random Forest, AdaBoost, Gradient Boosting</w:t>
+              <w:t>Sleep Health and Lifestyle Dataset (374 instans, 13 fitur demografi dan gaya hidup)</w:t>
             </w:r>
           </w:p>
         </w:tc>
         <w:tc>
           <w:tcPr>
-            <w:tcW w:type="dxa" w:w="1247"/>
-            <w:tcMar>
-              <w:top w:w="120" w:type="dxa"/>
-              <w:bottom w:w="120" w:type="dxa"/>
-              <w:left w:w="140" w:type="dxa"/>
-              <w:right w:w="140" w:type="dxa"/>
-            </w:tcMar>
+            <w:tcW w:type="dxa" w:w="882"/>
+            <w:vAlign w:val="top"/>
           </w:tcPr>
           <w:p>
             <w:pPr>
-              <w:spacing w:before="40" w:after="40" w:line="276" w:lineRule="auto"/>
+              <w:spacing w:before="40" w:after="40" w:line="252" w:lineRule="auto"/>
               <w:jc w:val="left"/>
             </w:pPr>
+            <w:r/>
             <w:r>
               <w:rPr>
                 <w:rFonts w:ascii="Times New Roman" w:hAnsi="Times New Roman"/>
                 <w:b w:val="0"/>
                 <w:i w:val="0"/>
                 <w:color w:val="000000"/>
-                <w:sz w:val="20"/>
+                <w:sz w:val="17"/>
               </w:rPr>
-              <w:t>Data gaya hidup dan tidur (Sleep Health &amp; Lifestyle)</w:t>
+              <w:t>Random Forest, AdaBoost, Logistic Regression, Gradient Boosting Machine (GBM)</w:t>
             </w:r>
           </w:p>
         </w:tc>
         <w:tc>
           <w:tcPr>
-            <w:tcW w:type="dxa" w:w="1247"/>
-            <w:tcMar>
-              <w:top w:w="120" w:type="dxa"/>
-              <w:bottom w:w="120" w:type="dxa"/>
-              <w:left w:w="140" w:type="dxa"/>
-              <w:right w:w="140" w:type="dxa"/>
-            </w:tcMar>
+            <w:tcW w:type="dxa" w:w="882"/>
+            <w:vAlign w:val="top"/>
           </w:tcPr>
           <w:p>
             <w:pPr>
-              <w:spacing w:before="40" w:after="40" w:line="276" w:lineRule="auto"/>
+              <w:spacing w:before="40" w:after="40" w:line="252" w:lineRule="auto"/>
               <w:jc w:val="left"/>
             </w:pPr>
+            <w:r/>
             <w:r>
               <w:rPr>
                 <w:rFonts w:ascii="Times New Roman" w:hAnsi="Times New Roman"/>
                 <w:b w:val="0"/>
                 <w:i w:val="0"/>
                 <w:color w:val="000000"/>
-                <w:sz w:val="20"/>
+                <w:sz w:val="17"/>
               </w:rPr>
-              <w:t>Gradient Boosting meraih akurasi tertinggi 93,80%.</w:t>
+              <w:t>Akurasi, Precision, Recall, F1-Score</w:t>
             </w:r>
           </w:p>
         </w:tc>
         <w:tc>
           <w:tcPr>
-            <w:tcW w:type="dxa" w:w="1361"/>
-            <w:tcMar>
-              <w:top w:w="120" w:type="dxa"/>
-              <w:bottom w:w="120" w:type="dxa"/>
-              <w:left w:w="140" w:type="dxa"/>
-              <w:right w:w="140" w:type="dxa"/>
-            </w:tcMar>
+            <w:tcW w:type="dxa" w:w="882"/>
+            <w:vAlign w:val="top"/>
           </w:tcPr>
           <w:p>
             <w:pPr>
-              <w:spacing w:before="40" w:after="40" w:line="276" w:lineRule="auto"/>
+              <w:spacing w:before="40" w:after="40" w:line="252" w:lineRule="auto"/>
               <w:jc w:val="left"/>
             </w:pPr>
+            <w:r/>
             <w:r>
               <w:rPr>
                 <w:rFonts w:ascii="Times New Roman" w:hAnsi="Times New Roman"/>
                 <w:b w:val="0"/>
                 <w:i w:val="0"/>
                 <w:color w:val="000000"/>
-                <w:sz w:val="20"/>
+                <w:sz w:val="17"/>
               </w:rPr>
-              <w:t>Model black-box murni tanpa XAI; tidak menjelaskan faktor spesifik per individu.</w:t>
+              <w:t>Gradient Boosting mencapai performa tertinggi: Akurasi 93,80%, Precision 94,10%, Recall 93,80%, dan F1-Score 93,90%.</w:t>
             </w:r>
           </w:p>
         </w:tc>
         <w:tc>
           <w:tcPr>
-            <w:tcW w:type="dxa" w:w="1361"/>
-            <w:tcMar>
-              <w:top w:w="120" w:type="dxa"/>
-              <w:bottom w:w="120" w:type="dxa"/>
-              <w:left w:w="140" w:type="dxa"/>
-              <w:right w:w="140" w:type="dxa"/>
-            </w:tcMar>
+            <w:tcW w:type="dxa" w:w="882"/>
+            <w:vAlign w:val="top"/>
           </w:tcPr>
           <w:p>
             <w:pPr>
-              <w:spacing w:before="40" w:after="40" w:line="276" w:lineRule="auto"/>
+              <w:spacing w:before="40" w:after="40" w:line="252" w:lineRule="auto"/>
               <w:jc w:val="left"/>
             </w:pPr>
+            <w:r/>
             <w:r>
               <w:rPr>
                 <w:rFonts w:ascii="Times New Roman" w:hAnsi="Times New Roman"/>
                 <w:b w:val="0"/>
                 <w:i w:val="0"/>
                 <w:color w:val="000000"/>
-                <w:sz w:val="20"/>
+                <w:sz w:val="17"/>
               </w:rPr>
-              <w:t>Menerapkan XAI-SHAP untuk membuka transparansi faktor risiko personal.</w:t>
+              <w:t>Model murni beroperasi sebagai black-box tanpa penjelasan kontribusi fitur individual, serta variabel kategorikal diubah via label encoding manual yang memicu bias ordinal buatan.</w:t>
             </w:r>
           </w:p>
         </w:tc>
-      </w:tr>
-      <w:tr>
-        <w:trPr>
-          <w:cantSplit/>
-        </w:trPr>
         <w:tc>
           <w:tcPr>
-            <w:tcW w:type="dxa" w:w="340"/>
-            <w:tcMar>
-              <w:top w:w="120" w:type="dxa"/>
-              <w:bottom w:w="120" w:type="dxa"/>
-              <w:left w:w="140" w:type="dxa"/>
-              <w:right w:w="140" w:type="dxa"/>
-            </w:tcMar>
+            <w:tcW w:type="dxa" w:w="882"/>
+            <w:vAlign w:val="top"/>
           </w:tcPr>
           <w:p>
             <w:pPr>
-              <w:spacing w:before="40" w:after="40" w:line="276" w:lineRule="auto"/>
-              <w:jc w:val="center"/>
+              <w:spacing w:before="40" w:after="40" w:line="252" w:lineRule="auto"/>
+              <w:jc w:val="left"/>
             </w:pPr>
+            <w:r/>
             <w:r>
               <w:rPr>
                 <w:rFonts w:ascii="Times New Roman" w:hAnsi="Times New Roman"/>
                 <w:b w:val="0"/>
                 <w:i w:val="0"/>
                 <w:color w:val="000000"/>
-                <w:sz w:val="20"/>
+                <w:sz w:val="17"/>
+              </w:rPr>
+              <w:t>Menerapkan algoritma CatBoost yang memproses fitur kategorikal secara native dan mengintegrasikan Tree-SHAP untuk membedah transparansi penyebab risiko secara personal per individu.</w:t>
+            </w:r>
+          </w:p>
+        </w:tc>
+      </w:tr>
+      <w:tr>
+        <w:tc>
+          <w:tcPr>
+            <w:tcW w:type="dxa" w:w="882"/>
+            <w:vAlign w:val="top"/>
+          </w:tcPr>
+          <w:p>
+            <w:pPr>
+              <w:spacing w:before="40" w:after="40" w:line="252" w:lineRule="auto"/>
+              <w:jc w:val="center"/>
+            </w:pPr>
+            <w:r/>
+            <w:r>
+              <w:rPr>
+                <w:rFonts w:ascii="Times New Roman" w:hAnsi="Times New Roman"/>
+                <w:b w:val="0"/>
+                <w:i w:val="0"/>
+                <w:color w:val="000000"/>
+                <w:sz w:val="17"/>
               </w:rPr>
               <w:t>2</w:t>
             </w:r>
@@ -988,26 +1014,22 @@
         </w:tc>
         <w:tc>
           <w:tcPr>
-            <w:tcW w:type="dxa" w:w="1134"/>
-            <w:tcMar>
-              <w:top w:w="120" w:type="dxa"/>
-              <w:bottom w:w="120" w:type="dxa"/>
-              <w:left w:w="140" w:type="dxa"/>
-              <w:right w:w="140" w:type="dxa"/>
-            </w:tcMar>
+            <w:tcW w:type="dxa" w:w="882"/>
+            <w:vAlign w:val="top"/>
           </w:tcPr>
           <w:p>
             <w:pPr>
-              <w:spacing w:before="40" w:after="40" w:line="276" w:lineRule="auto"/>
+              <w:spacing w:before="40" w:after="40" w:line="252" w:lineRule="auto"/>
               <w:jc w:val="left"/>
             </w:pPr>
+            <w:r/>
             <w:r>
               <w:rPr>
                 <w:rFonts w:ascii="Times New Roman" w:hAnsi="Times New Roman"/>
-                <w:b w:val="0"/>
+                <w:b/>
                 <w:i w:val="0"/>
                 <w:color w:val="000000"/>
-                <w:sz w:val="20"/>
+                <w:sz w:val="17"/>
               </w:rPr>
               <w:t>Lin et al. (2025)</w:t>
             </w:r>
@@ -1015,166 +1037,185 @@
         </w:tc>
         <w:tc>
           <w:tcPr>
-            <w:tcW w:type="dxa" w:w="1247"/>
-            <w:tcMar>
-              <w:top w:w="120" w:type="dxa"/>
-              <w:bottom w:w="120" w:type="dxa"/>
-              <w:left w:w="140" w:type="dxa"/>
-              <w:right w:w="140" w:type="dxa"/>
-            </w:tcMar>
+            <w:tcW w:type="dxa" w:w="882"/>
+            <w:vAlign w:val="top"/>
           </w:tcPr>
           <w:p>
             <w:pPr>
-              <w:spacing w:before="40" w:after="40" w:line="276" w:lineRule="auto"/>
+              <w:spacing w:before="40" w:after="40" w:line="252" w:lineRule="auto"/>
               <w:jc w:val="left"/>
             </w:pPr>
+            <w:r/>
+            <w:r>
+              <w:rPr>
+                <w:rFonts w:ascii="Times New Roman" w:hAnsi="Times New Roman"/>
+                <w:b w:val="0"/>
+                <w:i/>
+                <w:color w:val="000000"/>
+                <w:sz w:val="17"/>
+              </w:rPr>
+              <w:t>Evaluation of Sleep Quality and Influencing Factors Among Medical and Non-Medical Students Using Machine Learning Techniques in Fujian During the Public Health Emergencies</w:t>
+            </w:r>
+          </w:p>
+        </w:tc>
+        <w:tc>
+          <w:tcPr>
+            <w:tcW w:type="dxa" w:w="882"/>
+            <w:vAlign w:val="top"/>
+          </w:tcPr>
+          <w:p>
+            <w:pPr>
+              <w:spacing w:before="40" w:after="40" w:line="252" w:lineRule="auto"/>
+              <w:jc w:val="left"/>
+            </w:pPr>
+            <w:r/>
             <w:r>
               <w:rPr>
                 <w:rFonts w:ascii="Times New Roman" w:hAnsi="Times New Roman"/>
                 <w:b w:val="0"/>
                 <w:i w:val="0"/>
                 <w:color w:val="000000"/>
-                <w:sz w:val="20"/>
+                <w:sz w:val="17"/>
               </w:rPr>
-              <w:t>ANN, Decision Tree, Naive Bayes</w:t>
+              <w:t>Data survei kuesioner PSQI 20.645 mahasiswa di Fujian, Tiongkok</w:t>
             </w:r>
           </w:p>
         </w:tc>
         <w:tc>
           <w:tcPr>
-            <w:tcW w:type="dxa" w:w="1247"/>
-            <w:tcMar>
-              <w:top w:w="120" w:type="dxa"/>
-              <w:bottom w:w="120" w:type="dxa"/>
-              <w:left w:w="140" w:type="dxa"/>
-              <w:right w:w="140" w:type="dxa"/>
-            </w:tcMar>
+            <w:tcW w:type="dxa" w:w="882"/>
+            <w:vAlign w:val="top"/>
           </w:tcPr>
           <w:p>
             <w:pPr>
-              <w:spacing w:before="40" w:after="40" w:line="276" w:lineRule="auto"/>
+              <w:spacing w:before="40" w:after="40" w:line="252" w:lineRule="auto"/>
               <w:jc w:val="left"/>
             </w:pPr>
+            <w:r/>
             <w:r>
               <w:rPr>
                 <w:rFonts w:ascii="Times New Roman" w:hAnsi="Times New Roman"/>
                 <w:b w:val="0"/>
                 <w:i w:val="0"/>
                 <w:color w:val="000000"/>
-                <w:sz w:val="20"/>
+                <w:sz w:val="17"/>
               </w:rPr>
-              <w:t>20.645 data survei kuesioner mahasiswa</w:t>
+              <w:t>Artificial Neural Network (ANN), Decision Tree, Gradient Boosting Trees, Naive Bayes</w:t>
             </w:r>
           </w:p>
         </w:tc>
         <w:tc>
           <w:tcPr>
-            <w:tcW w:type="dxa" w:w="1247"/>
-            <w:tcMar>
-              <w:top w:w="120" w:type="dxa"/>
-              <w:bottom w:w="120" w:type="dxa"/>
-              <w:left w:w="140" w:type="dxa"/>
-              <w:right w:w="140" w:type="dxa"/>
-            </w:tcMar>
+            <w:tcW w:type="dxa" w:w="882"/>
+            <w:vAlign w:val="top"/>
           </w:tcPr>
           <w:p>
             <w:pPr>
-              <w:spacing w:before="40" w:after="40" w:line="276" w:lineRule="auto"/>
+              <w:spacing w:before="40" w:after="40" w:line="252" w:lineRule="auto"/>
               <w:jc w:val="left"/>
             </w:pPr>
+            <w:r/>
             <w:r>
               <w:rPr>
                 <w:rFonts w:ascii="Times New Roman" w:hAnsi="Times New Roman"/>
                 <w:b w:val="0"/>
                 <w:i w:val="0"/>
                 <w:color w:val="000000"/>
-                <w:sz w:val="20"/>
+                <w:sz w:val="17"/>
               </w:rPr>
-              <w:t>Korelasi kuat antara durasi layar, kafein, dan kualitas tidur.</w:t>
+              <w:t>Akurasi, Sensitivity, Specificity, AUC-ROC</w:t>
             </w:r>
           </w:p>
         </w:tc>
         <w:tc>
           <w:tcPr>
-            <w:tcW w:type="dxa" w:w="1361"/>
-            <w:tcMar>
-              <w:top w:w="120" w:type="dxa"/>
-              <w:bottom w:w="120" w:type="dxa"/>
-              <w:left w:w="140" w:type="dxa"/>
-              <w:right w:w="140" w:type="dxa"/>
-            </w:tcMar>
+            <w:tcW w:type="dxa" w:w="882"/>
+            <w:vAlign w:val="top"/>
           </w:tcPr>
           <w:p>
             <w:pPr>
-              <w:spacing w:before="40" w:after="40" w:line="276" w:lineRule="auto"/>
+              <w:spacing w:before="40" w:after="40" w:line="252" w:lineRule="auto"/>
               <w:jc w:val="left"/>
             </w:pPr>
+            <w:r/>
             <w:r>
               <w:rPr>
                 <w:rFonts w:ascii="Times New Roman" w:hAnsi="Times New Roman"/>
                 <w:b w:val="0"/>
                 <w:i w:val="0"/>
                 <w:color w:val="000000"/>
-                <w:sz w:val="20"/>
+                <w:sz w:val="17"/>
               </w:rPr>
-              <w:t>Analisis agregat populasi umum; tidak ada personalisasi per pasien unik.</w:t>
+              <w:t>Model ensemble memetakan faktor risiko mahasiswa dengan Akurasi 86,40% dan AUC-ROC 0,891.</w:t>
             </w:r>
           </w:p>
         </w:tc>
         <w:tc>
           <w:tcPr>
-            <w:tcW w:type="dxa" w:w="1361"/>
-            <w:tcMar>
-              <w:top w:w="120" w:type="dxa"/>
-              <w:bottom w:w="120" w:type="dxa"/>
-              <w:left w:w="140" w:type="dxa"/>
-              <w:right w:w="140" w:type="dxa"/>
-            </w:tcMar>
+            <w:tcW w:type="dxa" w:w="882"/>
+            <w:vAlign w:val="top"/>
           </w:tcPr>
           <w:p>
             <w:pPr>
-              <w:spacing w:before="40" w:after="40" w:line="276" w:lineRule="auto"/>
+              <w:spacing w:before="40" w:after="40" w:line="252" w:lineRule="auto"/>
               <w:jc w:val="left"/>
             </w:pPr>
+            <w:r/>
             <w:r>
               <w:rPr>
                 <w:rFonts w:ascii="Times New Roman" w:hAnsi="Times New Roman"/>
                 <w:b w:val="0"/>
                 <w:i w:val="0"/>
                 <w:color w:val="000000"/>
-                <w:sz w:val="20"/>
+                <w:sz w:val="17"/>
               </w:rPr>
-              <w:t>Implementasi analisis SHAP lokal waterfall plot interaktif per individu.</w:t>
+              <w:t>Analisis hanya berlaku di tingkat agregat populasi (makro); tidak mampu memberikan penjelasan personal di tingkat individu (local explanation) untuk interaksi non-linier kebiasaan digital.</w:t>
             </w:r>
           </w:p>
         </w:tc>
-      </w:tr>
-      <w:tr>
-        <w:trPr>
-          <w:cantSplit/>
-        </w:trPr>
         <w:tc>
           <w:tcPr>
-            <w:tcW w:type="dxa" w:w="340"/>
-            <w:tcMar>
-              <w:top w:w="120" w:type="dxa"/>
-              <w:bottom w:w="120" w:type="dxa"/>
-              <w:left w:w="140" w:type="dxa"/>
-              <w:right w:w="140" w:type="dxa"/>
-            </w:tcMar>
+            <w:tcW w:type="dxa" w:w="882"/>
+            <w:vAlign w:val="top"/>
           </w:tcPr>
           <w:p>
             <w:pPr>
-              <w:spacing w:before="40" w:after="40" w:line="276" w:lineRule="auto"/>
-              <w:jc w:val="center"/>
+              <w:spacing w:before="40" w:after="40" w:line="252" w:lineRule="auto"/>
+              <w:jc w:val="left"/>
             </w:pPr>
+            <w:r/>
             <w:r>
               <w:rPr>
                 <w:rFonts w:ascii="Times New Roman" w:hAnsi="Times New Roman"/>
                 <w:b w:val="0"/>
                 <w:i w:val="0"/>
                 <w:color w:val="000000"/>
-                <w:sz w:val="20"/>
+                <w:sz w:val="17"/>
+              </w:rPr>
+              <w:t>Menganalisis interaksi non-linier fitur gaya hidup secara granular per individu menggunakan CatBoost dan visualisasi Tree-SHAP individual, bukan sekadar agregasi populasi.</w:t>
+            </w:r>
+          </w:p>
+        </w:tc>
+      </w:tr>
+      <w:tr>
+        <w:tc>
+          <w:tcPr>
+            <w:tcW w:type="dxa" w:w="882"/>
+            <w:vAlign w:val="top"/>
+          </w:tcPr>
+          <w:p>
+            <w:pPr>
+              <w:spacing w:before="40" w:after="40" w:line="252" w:lineRule="auto"/>
+              <w:jc w:val="center"/>
+            </w:pPr>
+            <w:r/>
+            <w:r>
+              <w:rPr>
+                <w:rFonts w:ascii="Times New Roman" w:hAnsi="Times New Roman"/>
+                <w:b w:val="0"/>
+                <w:i w:val="0"/>
+                <w:color w:val="000000"/>
+                <w:sz w:val="17"/>
               </w:rPr>
               <w:t>3</w:t>
             </w:r>
@@ -1182,26 +1223,22 @@
         </w:tc>
         <w:tc>
           <w:tcPr>
-            <w:tcW w:type="dxa" w:w="1134"/>
-            <w:tcMar>
-              <w:top w:w="120" w:type="dxa"/>
-              <w:bottom w:w="120" w:type="dxa"/>
-              <w:left w:w="140" w:type="dxa"/>
-              <w:right w:w="140" w:type="dxa"/>
-            </w:tcMar>
+            <w:tcW w:type="dxa" w:w="882"/>
+            <w:vAlign w:val="top"/>
           </w:tcPr>
           <w:p>
             <w:pPr>
-              <w:spacing w:before="40" w:after="40" w:line="276" w:lineRule="auto"/>
+              <w:spacing w:before="40" w:after="40" w:line="252" w:lineRule="auto"/>
               <w:jc w:val="left"/>
             </w:pPr>
+            <w:r/>
             <w:r>
               <w:rPr>
                 <w:rFonts w:ascii="Times New Roman" w:hAnsi="Times New Roman"/>
-                <w:b w:val="0"/>
+                <w:b/>
                 <w:i w:val="0"/>
                 <w:color w:val="000000"/>
-                <w:sz w:val="20"/>
+                <w:sz w:val="17"/>
               </w:rPr>
               <w:t>Ha et al. (2023)</w:t>
             </w:r>
@@ -1209,166 +1246,185 @@
         </w:tc>
         <w:tc>
           <w:tcPr>
-            <w:tcW w:type="dxa" w:w="1247"/>
-            <w:tcMar>
-              <w:top w:w="120" w:type="dxa"/>
-              <w:bottom w:w="120" w:type="dxa"/>
-              <w:left w:w="140" w:type="dxa"/>
-              <w:right w:w="140" w:type="dxa"/>
-            </w:tcMar>
+            <w:tcW w:type="dxa" w:w="882"/>
+            <w:vAlign w:val="top"/>
           </w:tcPr>
           <w:p>
             <w:pPr>
-              <w:spacing w:before="40" w:after="40" w:line="276" w:lineRule="auto"/>
+              <w:spacing w:before="40" w:after="40" w:line="252" w:lineRule="auto"/>
               <w:jc w:val="left"/>
             </w:pPr>
+            <w:r/>
+            <w:r>
+              <w:rPr>
+                <w:rFonts w:ascii="Times New Roman" w:hAnsi="Times New Roman"/>
+                <w:b w:val="0"/>
+                <w:i/>
+                <w:color w:val="000000"/>
+                <w:sz w:val="17"/>
+              </w:rPr>
+              <w:t>Predicting the Risk of Sleep Disorders Using a Machine Learning–Based Simple Questionnaire: Development and Validation Study</w:t>
+            </w:r>
+          </w:p>
+        </w:tc>
+        <w:tc>
+          <w:tcPr>
+            <w:tcW w:type="dxa" w:w="882"/>
+            <w:vAlign w:val="top"/>
+          </w:tcPr>
+          <w:p>
+            <w:pPr>
+              <w:spacing w:before="40" w:after="40" w:line="252" w:lineRule="auto"/>
+              <w:jc w:val="left"/>
+            </w:pPr>
+            <w:r/>
             <w:r>
               <w:rPr>
                 <w:rFonts w:ascii="Times New Roman" w:hAnsi="Times New Roman"/>
                 <w:b w:val="0"/>
                 <w:i w:val="0"/>
                 <w:color w:val="000000"/>
-                <w:sz w:val="20"/>
+                <w:sz w:val="17"/>
               </w:rPr>
-              <w:t>XGBoost + SHAP</w:t>
+              <w:t>Data klinis 4.622 pasien dari 2 rumah sakit (Samsung Medical Center &amp; Ewha Womans University Medical Center)</w:t>
             </w:r>
           </w:p>
         </w:tc>
         <w:tc>
           <w:tcPr>
-            <w:tcW w:type="dxa" w:w="1247"/>
-            <w:tcMar>
-              <w:top w:w="120" w:type="dxa"/>
-              <w:bottom w:w="120" w:type="dxa"/>
-              <w:left w:w="140" w:type="dxa"/>
-              <w:right w:w="140" w:type="dxa"/>
-            </w:tcMar>
+            <w:tcW w:type="dxa" w:w="882"/>
+            <w:vAlign w:val="top"/>
           </w:tcPr>
           <w:p>
             <w:pPr>
-              <w:spacing w:before="40" w:after="40" w:line="276" w:lineRule="auto"/>
+              <w:spacing w:before="40" w:after="40" w:line="252" w:lineRule="auto"/>
               <w:jc w:val="left"/>
             </w:pPr>
+            <w:r/>
             <w:r>
               <w:rPr>
                 <w:rFonts w:ascii="Times New Roman" w:hAnsi="Times New Roman"/>
                 <w:b w:val="0"/>
                 <w:i w:val="0"/>
                 <w:color w:val="000000"/>
-                <w:sz w:val="20"/>
+                <w:sz w:val="17"/>
               </w:rPr>
-              <w:t>4.622 data kuesioner medis rumah sakit</w:t>
+              <w:t>Extreme Gradient Boosting (XGBoost) dengan seleksi fitur SHAP</w:t>
             </w:r>
           </w:p>
         </w:tc>
         <w:tc>
           <w:tcPr>
-            <w:tcW w:type="dxa" w:w="1247"/>
-            <w:tcMar>
-              <w:top w:w="120" w:type="dxa"/>
-              <w:bottom w:w="120" w:type="dxa"/>
-              <w:left w:w="140" w:type="dxa"/>
-              <w:right w:w="140" w:type="dxa"/>
-            </w:tcMar>
+            <w:tcW w:type="dxa" w:w="882"/>
+            <w:vAlign w:val="top"/>
           </w:tcPr>
           <w:p>
             <w:pPr>
-              <w:spacing w:before="40" w:after="40" w:line="276" w:lineRule="auto"/>
+              <w:spacing w:before="40" w:after="40" w:line="252" w:lineRule="auto"/>
               <w:jc w:val="left"/>
             </w:pPr>
+            <w:r/>
             <w:r>
               <w:rPr>
                 <w:rFonts w:ascii="Times New Roman" w:hAnsi="Times New Roman"/>
                 <w:b w:val="0"/>
                 <w:i w:val="0"/>
                 <w:color w:val="000000"/>
-                <w:sz w:val="20"/>
+                <w:sz w:val="17"/>
               </w:rPr>
-              <w:t>AUROC &gt;0,897 untuk klasifikasi OSA, insomnia, dan COMISA.</w:t>
+              <w:t>AUROC, Sensitivity, Specificity, Brier Score</w:t>
             </w:r>
           </w:p>
         </w:tc>
         <w:tc>
           <w:tcPr>
-            <w:tcW w:type="dxa" w:w="1361"/>
-            <w:tcMar>
-              <w:top w:w="120" w:type="dxa"/>
-              <w:bottom w:w="120" w:type="dxa"/>
-              <w:left w:w="140" w:type="dxa"/>
-              <w:right w:w="140" w:type="dxa"/>
-            </w:tcMar>
+            <w:tcW w:type="dxa" w:w="882"/>
+            <w:vAlign w:val="top"/>
           </w:tcPr>
           <w:p>
             <w:pPr>
-              <w:spacing w:before="40" w:after="40" w:line="276" w:lineRule="auto"/>
+              <w:spacing w:before="40" w:after="40" w:line="252" w:lineRule="auto"/>
               <w:jc w:val="left"/>
             </w:pPr>
+            <w:r/>
             <w:r>
               <w:rPr>
                 <w:rFonts w:ascii="Times New Roman" w:hAnsi="Times New Roman"/>
                 <w:b w:val="0"/>
                 <w:i w:val="0"/>
                 <w:color w:val="000000"/>
-                <w:sz w:val="20"/>
+                <w:sz w:val="17"/>
               </w:rPr>
-              <w:t>Wajib encoding manual, data kuesioner statis, SHAP hanya untuk seleksi fitur.</w:t>
+              <w:t>AUROC &gt; 0,897 untuk ketiga gangguan tidur (OSA, COMISA, insomnia); menghasilkan kuesioner ringkas SLEEPS 9 item.</w:t>
             </w:r>
           </w:p>
         </w:tc>
         <w:tc>
           <w:tcPr>
-            <w:tcW w:type="dxa" w:w="1361"/>
-            <w:tcMar>
-              <w:top w:w="120" w:type="dxa"/>
-              <w:bottom w:w="120" w:type="dxa"/>
-              <w:left w:w="140" w:type="dxa"/>
-              <w:right w:w="140" w:type="dxa"/>
-            </w:tcMar>
+            <w:tcW w:type="dxa" w:w="882"/>
+            <w:vAlign w:val="top"/>
           </w:tcPr>
           <w:p>
             <w:pPr>
-              <w:spacing w:before="40" w:after="40" w:line="276" w:lineRule="auto"/>
+              <w:spacing w:before="40" w:after="40" w:line="252" w:lineRule="auto"/>
               <w:jc w:val="left"/>
             </w:pPr>
+            <w:r/>
             <w:r>
               <w:rPr>
                 <w:rFonts w:ascii="Times New Roman" w:hAnsi="Times New Roman"/>
                 <w:b w:val="0"/>
                 <w:i w:val="0"/>
                 <w:color w:val="000000"/>
-                <w:sz w:val="20"/>
+                <w:sz w:val="17"/>
               </w:rPr>
-              <w:t>CatBoost native categorical handling, fitur modifiable, dan SHAP real-time.</w:t>
+              <w:t>Memerlukan encoding manual pada XGBoost; dataset berbasis kuesioner klinis dan data antropometrik statis (bukan kebiasaan harian modifiable); SHAP hanya untuk seleksi fitur awal, bukan visualisasi real-time per pasien.</w:t>
             </w:r>
           </w:p>
         </w:tc>
-      </w:tr>
-      <w:tr>
-        <w:trPr>
-          <w:cantSplit/>
-        </w:trPr>
         <w:tc>
           <w:tcPr>
-            <w:tcW w:type="dxa" w:w="340"/>
-            <w:tcMar>
-              <w:top w:w="120" w:type="dxa"/>
-              <w:bottom w:w="120" w:type="dxa"/>
-              <w:left w:w="140" w:type="dxa"/>
-              <w:right w:w="140" w:type="dxa"/>
-            </w:tcMar>
+            <w:tcW w:type="dxa" w:w="882"/>
+            <w:vAlign w:val="top"/>
           </w:tcPr>
           <w:p>
             <w:pPr>
-              <w:spacing w:before="40" w:after="40" w:line="276" w:lineRule="auto"/>
-              <w:jc w:val="center"/>
+              <w:spacing w:before="40" w:after="40" w:line="252" w:lineRule="auto"/>
+              <w:jc w:val="left"/>
             </w:pPr>
+            <w:r/>
             <w:r>
               <w:rPr>
                 <w:rFonts w:ascii="Times New Roman" w:hAnsi="Times New Roman"/>
                 <w:b w:val="0"/>
                 <w:i w:val="0"/>
                 <w:color w:val="000000"/>
-                <w:sz w:val="20"/>
+                <w:sz w:val="17"/>
+              </w:rPr>
+              <w:t>Menggunakan parameter gaya hidup harian yang dapat diubah (modifiable digital lifestyle), memproses data kategorikal secara native dengan CatBoost, dan menyajikan penjelasan SHAP interaktif real-time per pasien dalam sistem CDSS.</w:t>
+            </w:r>
+          </w:p>
+        </w:tc>
+      </w:tr>
+      <w:tr>
+        <w:tc>
+          <w:tcPr>
+            <w:tcW w:type="dxa" w:w="882"/>
+            <w:vAlign w:val="top"/>
+          </w:tcPr>
+          <w:p>
+            <w:pPr>
+              <w:spacing w:before="40" w:after="40" w:line="252" w:lineRule="auto"/>
+              <w:jc w:val="center"/>
+            </w:pPr>
+            <w:r/>
+            <w:r>
+              <w:rPr>
+                <w:rFonts w:ascii="Times New Roman" w:hAnsi="Times New Roman"/>
+                <w:b w:val="0"/>
+                <w:i w:val="0"/>
+                <w:color w:val="000000"/>
+                <w:sz w:val="17"/>
               </w:rPr>
               <w:t>4</w:t>
             </w:r>
@@ -1376,193 +1432,208 @@
         </w:tc>
         <w:tc>
           <w:tcPr>
-            <w:tcW w:type="dxa" w:w="1134"/>
-            <w:tcMar>
-              <w:top w:w="120" w:type="dxa"/>
-              <w:bottom w:w="120" w:type="dxa"/>
-              <w:left w:w="140" w:type="dxa"/>
-              <w:right w:w="140" w:type="dxa"/>
-            </w:tcMar>
+            <w:tcW w:type="dxa" w:w="882"/>
+            <w:vAlign w:val="top"/>
           </w:tcPr>
           <w:p>
             <w:pPr>
-              <w:spacing w:before="40" w:after="40" w:line="276" w:lineRule="auto"/>
+              <w:spacing w:before="40" w:after="40" w:line="252" w:lineRule="auto"/>
               <w:jc w:val="left"/>
             </w:pPr>
+            <w:r/>
+            <w:r>
+              <w:rPr>
+                <w:rFonts w:ascii="Times New Roman" w:hAnsi="Times New Roman"/>
+                <w:b/>
+                <w:i w:val="0"/>
+                <w:color w:val="000000"/>
+                <w:sz w:val="17"/>
+              </w:rPr>
+              <w:t>Xie et al. (2026)</w:t>
+            </w:r>
+          </w:p>
+        </w:tc>
+        <w:tc>
+          <w:tcPr>
+            <w:tcW w:type="dxa" w:w="882"/>
+            <w:vAlign w:val="top"/>
+          </w:tcPr>
+          <w:p>
+            <w:pPr>
+              <w:spacing w:before="40" w:after="40" w:line="252" w:lineRule="auto"/>
+              <w:jc w:val="left"/>
+            </w:pPr>
+            <w:r/>
+            <w:r>
+              <w:rPr>
+                <w:rFonts w:ascii="Times New Roman" w:hAnsi="Times New Roman"/>
+                <w:b w:val="0"/>
+                <w:i/>
+                <w:color w:val="000000"/>
+                <w:sz w:val="17"/>
+              </w:rPr>
+              <w:t>Identifying Influencing Factors Associated with Sleep Quality in Undergraduates Based on Partial Least Squares Regression and XGBoost</w:t>
+            </w:r>
+          </w:p>
+        </w:tc>
+        <w:tc>
+          <w:tcPr>
+            <w:tcW w:type="dxa" w:w="882"/>
+            <w:vAlign w:val="top"/>
+          </w:tcPr>
+          <w:p>
+            <w:pPr>
+              <w:spacing w:before="40" w:after="40" w:line="252" w:lineRule="auto"/>
+              <w:jc w:val="left"/>
+            </w:pPr>
+            <w:r/>
             <w:r>
               <w:rPr>
                 <w:rFonts w:ascii="Times New Roman" w:hAnsi="Times New Roman"/>
                 <w:b w:val="0"/>
                 <w:i w:val="0"/>
                 <w:color w:val="000000"/>
-                <w:sz w:val="20"/>
+                <w:sz w:val="17"/>
               </w:rPr>
-              <w:t>Chen et al. (2024)</w:t>
+              <w:t>Data kuesioner gaya hidup 1.842 mahasiswa sarjana</w:t>
             </w:r>
           </w:p>
         </w:tc>
         <w:tc>
           <w:tcPr>
-            <w:tcW w:type="dxa" w:w="1247"/>
-            <w:tcMar>
-              <w:top w:w="120" w:type="dxa"/>
-              <w:bottom w:w="120" w:type="dxa"/>
-              <w:left w:w="140" w:type="dxa"/>
-              <w:right w:w="140" w:type="dxa"/>
-            </w:tcMar>
+            <w:tcW w:type="dxa" w:w="882"/>
+            <w:vAlign w:val="top"/>
           </w:tcPr>
           <w:p>
             <w:pPr>
-              <w:spacing w:before="40" w:after="40" w:line="276" w:lineRule="auto"/>
+              <w:spacing w:before="40" w:after="40" w:line="252" w:lineRule="auto"/>
               <w:jc w:val="left"/>
             </w:pPr>
+            <w:r/>
             <w:r>
               <w:rPr>
                 <w:rFonts w:ascii="Times New Roman" w:hAnsi="Times New Roman"/>
                 <w:b w:val="0"/>
                 <w:i w:val="0"/>
                 <w:color w:val="000000"/>
-                <w:sz w:val="20"/>
+                <w:sz w:val="17"/>
               </w:rPr>
-              <w:t>PLS + XGBoost + SHAP</w:t>
+              <w:t>Partial Least Squares Regression (PLSR) dan XGBoost</w:t>
             </w:r>
           </w:p>
         </w:tc>
         <w:tc>
           <w:tcPr>
-            <w:tcW w:type="dxa" w:w="1247"/>
-            <w:tcMar>
-              <w:top w:w="120" w:type="dxa"/>
-              <w:bottom w:w="120" w:type="dxa"/>
-              <w:left w:w="140" w:type="dxa"/>
-              <w:right w:w="140" w:type="dxa"/>
-            </w:tcMar>
+            <w:tcW w:type="dxa" w:w="882"/>
+            <w:vAlign w:val="top"/>
           </w:tcPr>
           <w:p>
             <w:pPr>
-              <w:spacing w:before="40" w:after="40" w:line="276" w:lineRule="auto"/>
+              <w:spacing w:before="40" w:after="40" w:line="252" w:lineRule="auto"/>
               <w:jc w:val="left"/>
             </w:pPr>
+            <w:r/>
             <w:r>
               <w:rPr>
                 <w:rFonts w:ascii="Times New Roman" w:hAnsi="Times New Roman"/>
                 <w:b w:val="0"/>
                 <w:i w:val="0"/>
                 <w:color w:val="000000"/>
-                <w:sz w:val="20"/>
+                <w:sz w:val="17"/>
               </w:rPr>
-              <w:t>Survei gaya hidup dan tidur mahasiswa</w:t>
+              <w:t>R², RMSE, MAE, Variable Importance in Projection (VIP)</w:t>
             </w:r>
           </w:p>
         </w:tc>
         <w:tc>
           <w:tcPr>
-            <w:tcW w:type="dxa" w:w="1247"/>
-            <w:tcMar>
-              <w:top w:w="120" w:type="dxa"/>
-              <w:bottom w:w="120" w:type="dxa"/>
-              <w:left w:w="140" w:type="dxa"/>
-              <w:right w:w="140" w:type="dxa"/>
-            </w:tcMar>
+            <w:tcW w:type="dxa" w:w="882"/>
+            <w:vAlign w:val="top"/>
           </w:tcPr>
           <w:p>
             <w:pPr>
-              <w:spacing w:before="40" w:after="40" w:line="276" w:lineRule="auto"/>
+              <w:spacing w:before="40" w:after="40" w:line="252" w:lineRule="auto"/>
               <w:jc w:val="left"/>
             </w:pPr>
+            <w:r/>
             <w:r>
               <w:rPr>
                 <w:rFonts w:ascii="Times New Roman" w:hAnsi="Times New Roman"/>
                 <w:b w:val="0"/>
                 <w:i w:val="0"/>
                 <w:color w:val="000000"/>
-                <w:sz w:val="20"/>
+                <w:sz w:val="17"/>
               </w:rPr>
-              <w:t>Durasi tidur, stres, dan gawai prediktor utama.</w:t>
+              <w:t>XGBoost mengidentifikasi screen time, tingkat stres, dan konsumsi kafein sebagai prediktor utama kualitas tidur (R² = 0,782, RMSE = 0,412).</w:t>
             </w:r>
           </w:p>
         </w:tc>
         <w:tc>
           <w:tcPr>
-            <w:tcW w:type="dxa" w:w="1361"/>
-            <w:tcMar>
-              <w:top w:w="120" w:type="dxa"/>
-              <w:bottom w:w="120" w:type="dxa"/>
-              <w:left w:w="140" w:type="dxa"/>
-              <w:right w:w="140" w:type="dxa"/>
-            </w:tcMar>
+            <w:tcW w:type="dxa" w:w="882"/>
+            <w:vAlign w:val="top"/>
           </w:tcPr>
           <w:p>
             <w:pPr>
-              <w:spacing w:before="40" w:after="40" w:line="276" w:lineRule="auto"/>
+              <w:spacing w:before="40" w:after="40" w:line="252" w:lineRule="auto"/>
               <w:jc w:val="left"/>
             </w:pPr>
+            <w:r/>
             <w:r>
               <w:rPr>
                 <w:rFonts w:ascii="Times New Roman" w:hAnsi="Times New Roman"/>
                 <w:b w:val="0"/>
                 <w:i w:val="0"/>
                 <w:color w:val="000000"/>
-                <w:sz w:val="20"/>
+                <w:sz w:val="17"/>
               </w:rPr>
-              <w:t>One-Hot Encoding memecah fitur nominal; visualisasi SHAP terfragmentasi.</w:t>
+              <w:t>One-hot encoding pada data kategori memecah fitur menjadi variabel dummy, memicu fragmentasi interpretasi; rekomendasi hanya bersifat umum tanpa takaran target perubahan kebiasaan yang terukur.</w:t>
             </w:r>
           </w:p>
         </w:tc>
         <w:tc>
           <w:tcPr>
-            <w:tcW w:type="dxa" w:w="1361"/>
-            <w:tcMar>
-              <w:top w:w="120" w:type="dxa"/>
-              <w:bottom w:w="120" w:type="dxa"/>
-              <w:left w:w="140" w:type="dxa"/>
-              <w:right w:w="140" w:type="dxa"/>
-            </w:tcMar>
+            <w:tcW w:type="dxa" w:w="882"/>
+            <w:vAlign w:val="top"/>
           </w:tcPr>
           <w:p>
             <w:pPr>
-              <w:spacing w:before="40" w:after="40" w:line="276" w:lineRule="auto"/>
+              <w:spacing w:before="40" w:after="40" w:line="252" w:lineRule="auto"/>
               <w:jc w:val="left"/>
             </w:pPr>
+            <w:r/>
             <w:r>
               <w:rPr>
                 <w:rFonts w:ascii="Times New Roman" w:hAnsi="Times New Roman"/>
                 <w:b w:val="0"/>
                 <w:i w:val="0"/>
                 <w:color w:val="000000"/>
-                <w:sz w:val="20"/>
+                <w:sz w:val="17"/>
               </w:rPr>
-              <w:t>CatBoost ordered target statistics tanpa One-Hot, menjaga keutuhan semantik SHAP.</w:t>
+              <w:t>Menghindari fragmentasi variabel dengan penanganan native CatBoost dan memetakan nilai SHAP langsung menjadi target intervensi perilaku kuantitatif (personalized actionable targets) seperti batas menit main HP dan cut-off kafein.</w:t>
             </w:r>
           </w:p>
         </w:tc>
       </w:tr>
       <w:tr>
-        <w:trPr>
-          <w:cantSplit/>
-        </w:trPr>
         <w:tc>
           <w:tcPr>
-            <w:tcW w:type="dxa" w:w="340"/>
-            <w:tcMar>
-              <w:top w:w="120" w:type="dxa"/>
-              <w:bottom w:w="120" w:type="dxa"/>
-              <w:left w:w="140" w:type="dxa"/>
-              <w:right w:w="140" w:type="dxa"/>
-            </w:tcMar>
+            <w:tcW w:type="dxa" w:w="882"/>
+            <w:vAlign w:val="top"/>
           </w:tcPr>
           <w:p>
             <w:pPr>
-              <w:spacing w:before="40" w:after="40" w:line="276" w:lineRule="auto"/>
+              <w:spacing w:before="40" w:after="40" w:line="252" w:lineRule="auto"/>
               <w:jc w:val="center"/>
             </w:pPr>
+            <w:r/>
             <w:r>
               <w:rPr>
                 <w:rFonts w:ascii="Times New Roman" w:hAnsi="Times New Roman"/>
                 <w:b w:val="0"/>
                 <w:i w:val="0"/>
                 <w:color w:val="000000"/>
-                <w:sz w:val="20"/>
+                <w:sz w:val="17"/>
               </w:rPr>
               <w:t>5</w:t>
             </w:r>
@@ -1570,26 +1641,22 @@
         </w:tc>
         <w:tc>
           <w:tcPr>
-            <w:tcW w:type="dxa" w:w="1134"/>
-            <w:tcMar>
-              <w:top w:w="120" w:type="dxa"/>
-              <w:bottom w:w="120" w:type="dxa"/>
-              <w:left w:w="140" w:type="dxa"/>
-              <w:right w:w="140" w:type="dxa"/>
-            </w:tcMar>
+            <w:tcW w:type="dxa" w:w="882"/>
+            <w:vAlign w:val="top"/>
           </w:tcPr>
           <w:p>
             <w:pPr>
-              <w:spacing w:before="40" w:after="40" w:line="276" w:lineRule="auto"/>
+              <w:spacing w:before="40" w:after="40" w:line="252" w:lineRule="auto"/>
               <w:jc w:val="left"/>
             </w:pPr>
+            <w:r/>
             <w:r>
               <w:rPr>
                 <w:rFonts w:ascii="Times New Roman" w:hAnsi="Times New Roman"/>
-                <w:b w:val="0"/>
+                <w:b/>
                 <w:i w:val="0"/>
                 <w:color w:val="000000"/>
-                <w:sz w:val="20"/>
+                <w:sz w:val="17"/>
               </w:rPr>
               <w:t>Das et al. (2025)</w:t>
             </w:r>
@@ -1597,136 +1664,371 @@
         </w:tc>
         <w:tc>
           <w:tcPr>
-            <w:tcW w:type="dxa" w:w="1247"/>
-            <w:tcMar>
-              <w:top w:w="120" w:type="dxa"/>
-              <w:bottom w:w="120" w:type="dxa"/>
-              <w:left w:w="140" w:type="dxa"/>
-              <w:right w:w="140" w:type="dxa"/>
-            </w:tcMar>
+            <w:tcW w:type="dxa" w:w="882"/>
+            <w:vAlign w:val="top"/>
           </w:tcPr>
           <w:p>
             <w:pPr>
-              <w:spacing w:before="40" w:after="40" w:line="276" w:lineRule="auto"/>
+              <w:spacing w:before="40" w:after="40" w:line="252" w:lineRule="auto"/>
               <w:jc w:val="left"/>
             </w:pPr>
+            <w:r/>
+            <w:r>
+              <w:rPr>
+                <w:rFonts w:ascii="Times New Roman" w:hAnsi="Times New Roman"/>
+                <w:b w:val="0"/>
+                <w:i/>
+                <w:color w:val="000000"/>
+                <w:sz w:val="17"/>
+              </w:rPr>
+              <w:t>Prevalence and Factors Associated with Insomnia Among Chronic Disease Patients in Bangladesh: A Machine Learning Study</w:t>
+            </w:r>
+          </w:p>
+        </w:tc>
+        <w:tc>
+          <w:tcPr>
+            <w:tcW w:type="dxa" w:w="882"/>
+            <w:vAlign w:val="top"/>
+          </w:tcPr>
+          <w:p>
+            <w:pPr>
+              <w:spacing w:before="40" w:after="40" w:line="252" w:lineRule="auto"/>
+              <w:jc w:val="left"/>
+            </w:pPr>
+            <w:r/>
             <w:r>
               <w:rPr>
                 <w:rFonts w:ascii="Times New Roman" w:hAnsi="Times New Roman"/>
                 <w:b w:val="0"/>
                 <w:i w:val="0"/>
                 <w:color w:val="000000"/>
-                <w:sz w:val="20"/>
+                <w:sz w:val="17"/>
               </w:rPr>
-              <w:t>CatBoost, XGBoost, RF, SVM, GBM, KNN + SHAP</w:t>
+              <w:t>Data survei klinis 1.222 pasien penyakit kronis di Bangladesh</w:t>
             </w:r>
           </w:p>
         </w:tc>
         <w:tc>
           <w:tcPr>
-            <w:tcW w:type="dxa" w:w="1247"/>
-            <w:tcMar>
-              <w:top w:w="120" w:type="dxa"/>
-              <w:bottom w:w="120" w:type="dxa"/>
-              <w:left w:w="140" w:type="dxa"/>
-              <w:right w:w="140" w:type="dxa"/>
-            </w:tcMar>
+            <w:tcW w:type="dxa" w:w="882"/>
+            <w:vAlign w:val="top"/>
           </w:tcPr>
           <w:p>
             <w:pPr>
-              <w:spacing w:before="40" w:after="40" w:line="276" w:lineRule="auto"/>
+              <w:spacing w:before="40" w:after="40" w:line="252" w:lineRule="auto"/>
               <w:jc w:val="left"/>
             </w:pPr>
+            <w:r/>
             <w:r>
               <w:rPr>
                 <w:rFonts w:ascii="Times New Roman" w:hAnsi="Times New Roman"/>
                 <w:b w:val="0"/>
                 <w:i w:val="0"/>
                 <w:color w:val="000000"/>
-                <w:sz w:val="20"/>
+                <w:sz w:val="17"/>
               </w:rPr>
-              <w:t>1.222 data pasien kronis RS (Nature &amp; Sci Sleep)</w:t>
+              <w:t>KNN, Random Forest, SVM, GBM, XGBoost, dan CatBoost</w:t>
             </w:r>
           </w:p>
         </w:tc>
         <w:tc>
           <w:tcPr>
-            <w:tcW w:type="dxa" w:w="1247"/>
-            <w:tcMar>
-              <w:top w:w="120" w:type="dxa"/>
-              <w:bottom w:w="120" w:type="dxa"/>
-              <w:left w:w="140" w:type="dxa"/>
-              <w:right w:w="140" w:type="dxa"/>
-            </w:tcMar>
+            <w:tcW w:type="dxa" w:w="882"/>
+            <w:vAlign w:val="top"/>
           </w:tcPr>
           <w:p>
             <w:pPr>
-              <w:spacing w:before="40" w:after="40" w:line="276" w:lineRule="auto"/>
+              <w:spacing w:before="40" w:after="40" w:line="252" w:lineRule="auto"/>
               <w:jc w:val="left"/>
             </w:pPr>
+            <w:r/>
             <w:r>
               <w:rPr>
                 <w:rFonts w:ascii="Times New Roman" w:hAnsi="Times New Roman"/>
                 <w:b w:val="0"/>
                 <w:i w:val="0"/>
                 <w:color w:val="000000"/>
-                <w:sz w:val="20"/>
+                <w:sz w:val="17"/>
               </w:rPr>
-              <w:t>CatBoost terbaik (Akurasi 71,67%, AUC 77,27%) pada insomnia.</w:t>
+              <w:t>Akurasi, Precision, Recall, F1-Score, AUC-ROC</w:t>
             </w:r>
           </w:p>
         </w:tc>
         <w:tc>
           <w:tcPr>
-            <w:tcW w:type="dxa" w:w="1361"/>
-            <w:tcMar>
-              <w:top w:w="120" w:type="dxa"/>
-              <w:bottom w:w="120" w:type="dxa"/>
-              <w:left w:w="140" w:type="dxa"/>
-              <w:right w:w="140" w:type="dxa"/>
-            </w:tcMar>
+            <w:tcW w:type="dxa" w:w="882"/>
+            <w:vAlign w:val="top"/>
           </w:tcPr>
           <w:p>
             <w:pPr>
-              <w:spacing w:before="40" w:after="40" w:line="276" w:lineRule="auto"/>
+              <w:spacing w:before="40" w:after="40" w:line="252" w:lineRule="auto"/>
               <w:jc w:val="left"/>
             </w:pPr>
+            <w:r/>
             <w:r>
               <w:rPr>
                 <w:rFonts w:ascii="Times New Roman" w:hAnsi="Times New Roman"/>
                 <w:b w:val="0"/>
                 <w:i w:val="0"/>
                 <w:color w:val="000000"/>
-                <w:sz w:val="20"/>
+                <w:sz w:val="17"/>
               </w:rPr>
-              <w:t>Target hanya biner, populasi pasien RS, eksplanasi global, tanpa web CDSS.</w:t>
+              <w:t>CatBoost meraih performa tertinggi di antara seluruh model: Akurasi 71,67%, F1-Score 71,23%, dan AUC-ROC 77,27%.</w:t>
             </w:r>
           </w:p>
         </w:tc>
         <w:tc>
           <w:tcPr>
-            <w:tcW w:type="dxa" w:w="1361"/>
-            <w:tcMar>
-              <w:top w:w="120" w:type="dxa"/>
-              <w:bottom w:w="120" w:type="dxa"/>
-              <w:left w:w="140" w:type="dxa"/>
-              <w:right w:w="140" w:type="dxa"/>
-            </w:tcMar>
+            <w:tcW w:type="dxa" w:w="882"/>
+            <w:vAlign w:val="top"/>
           </w:tcPr>
           <w:p>
             <w:pPr>
-              <w:spacing w:before="40" w:after="40" w:line="276" w:lineRule="auto"/>
+              <w:spacing w:before="40" w:after="40" w:line="252" w:lineRule="auto"/>
               <w:jc w:val="left"/>
             </w:pPr>
+            <w:r/>
             <w:r>
               <w:rPr>
                 <w:rFonts w:ascii="Times New Roman" w:hAnsi="Times New Roman"/>
                 <w:b w:val="0"/>
                 <w:i w:val="0"/>
                 <w:color w:val="000000"/>
-                <w:sz w:val="20"/>
+                <w:sz w:val="17"/>
               </w:rPr>
-              <w:t>Klasifikasi 4 level (Healthy s/d Severe) pada 100k data, SHAP dinamis, &amp; Web CDSS.</w:t>
+              <w:t>Target klasifikasi terbatas biner sederhana (Insomnia vs Non-Insomnia); sampel terbatas pada pasien penyakit kronis; evaluasi SHAP hanya beeswarm global; tidak diimplementasikan ke dalam prototipe CDSS interaktif.</w:t>
+            </w:r>
+          </w:p>
+        </w:tc>
+        <w:tc>
+          <w:tcPr>
+            <w:tcW w:type="dxa" w:w="882"/>
+            <w:vAlign w:val="top"/>
+          </w:tcPr>
+          <w:p>
+            <w:pPr>
+              <w:spacing w:before="40" w:after="40" w:line="252" w:lineRule="auto"/>
+              <w:jc w:val="left"/>
+            </w:pPr>
+            <w:r/>
+            <w:r>
+              <w:rPr>
+                <w:rFonts w:ascii="Times New Roman" w:hAnsi="Times New Roman"/>
+                <w:b w:val="0"/>
+                <w:i w:val="0"/>
+                <w:color w:val="000000"/>
+                <w:sz w:val="17"/>
+              </w:rPr>
+              <w:t>Mengklasifikasikan 4 tingkatan keparahan risiko secara bertingkat (Healthy, Mild, Moderate, Severe), pada populasi umum gaya hidup digital 100.000 instans, dilengkapi penjelasan lokal individual dan purwarupa sistem CDSS interaktif dengan simulasi What-If.</w:t>
+            </w:r>
+          </w:p>
+        </w:tc>
+      </w:tr>
+      <w:tr>
+        <w:tc>
+          <w:tcPr>
+            <w:tcW w:type="dxa" w:w="882"/>
+            <w:vAlign w:val="top"/>
+          </w:tcPr>
+          <w:p>
+            <w:pPr>
+              <w:spacing w:before="40" w:after="40" w:line="252" w:lineRule="auto"/>
+              <w:jc w:val="center"/>
+            </w:pPr>
+            <w:r/>
+            <w:r>
+              <w:rPr>
+                <w:rFonts w:ascii="Times New Roman" w:hAnsi="Times New Roman"/>
+                <w:b w:val="0"/>
+                <w:i w:val="0"/>
+                <w:color w:val="000000"/>
+                <w:sz w:val="17"/>
+              </w:rPr>
+              <w:t>6</w:t>
+            </w:r>
+          </w:p>
+        </w:tc>
+        <w:tc>
+          <w:tcPr>
+            <w:tcW w:type="dxa" w:w="882"/>
+            <w:vAlign w:val="top"/>
+          </w:tcPr>
+          <w:p>
+            <w:pPr>
+              <w:spacing w:before="40" w:after="40" w:line="252" w:lineRule="auto"/>
+              <w:jc w:val="left"/>
+            </w:pPr>
+            <w:r/>
+            <w:r>
+              <w:rPr>
+                <w:rFonts w:ascii="Times New Roman" w:hAnsi="Times New Roman"/>
+                <w:b/>
+                <w:i w:val="0"/>
+                <w:color w:val="000000"/>
+                <w:sz w:val="17"/>
+              </w:rPr>
+              <w:t>Srinivasu et al. (2024)</w:t>
+            </w:r>
+          </w:p>
+        </w:tc>
+        <w:tc>
+          <w:tcPr>
+            <w:tcW w:type="dxa" w:w="882"/>
+            <w:vAlign w:val="top"/>
+          </w:tcPr>
+          <w:p>
+            <w:pPr>
+              <w:spacing w:before="40" w:after="40" w:line="252" w:lineRule="auto"/>
+              <w:jc w:val="left"/>
+            </w:pPr>
+            <w:r/>
+            <w:r>
+              <w:rPr>
+                <w:rFonts w:ascii="Times New Roman" w:hAnsi="Times New Roman"/>
+                <w:b w:val="0"/>
+                <w:i/>
+                <w:color w:val="000000"/>
+                <w:sz w:val="17"/>
+              </w:rPr>
+              <w:t>XAI-Driven CatBoost Multi-Layer Perceptron Neural Network for Analyzing Breast Cancer</w:t>
+            </w:r>
+          </w:p>
+        </w:tc>
+        <w:tc>
+          <w:tcPr>
+            <w:tcW w:type="dxa" w:w="882"/>
+            <w:vAlign w:val="top"/>
+          </w:tcPr>
+          <w:p>
+            <w:pPr>
+              <w:spacing w:before="40" w:after="40" w:line="252" w:lineRule="auto"/>
+              <w:jc w:val="left"/>
+            </w:pPr>
+            <w:r/>
+            <w:r>
+              <w:rPr>
+                <w:rFonts w:ascii="Times New Roman" w:hAnsi="Times New Roman"/>
+                <w:b w:val="0"/>
+                <w:i w:val="0"/>
+                <w:color w:val="000000"/>
+                <w:sz w:val="17"/>
+              </w:rPr>
+              <w:t>Breast Cancer Wisconsin Diagnostic Dataset (WDBC) (569 instans, 30 fitur laboratorium)</w:t>
+            </w:r>
+          </w:p>
+        </w:tc>
+        <w:tc>
+          <w:tcPr>
+            <w:tcW w:type="dxa" w:w="882"/>
+            <w:vAlign w:val="top"/>
+          </w:tcPr>
+          <w:p>
+            <w:pPr>
+              <w:spacing w:before="40" w:after="40" w:line="252" w:lineRule="auto"/>
+              <w:jc w:val="left"/>
+            </w:pPr>
+            <w:r/>
+            <w:r>
+              <w:rPr>
+                <w:rFonts w:ascii="Times New Roman" w:hAnsi="Times New Roman"/>
+                <w:b w:val="0"/>
+                <w:i w:val="0"/>
+                <w:color w:val="000000"/>
+                <w:sz w:val="17"/>
+              </w:rPr>
+              <w:t>Hybrid CatBoost + Multi-Layer Perceptron (MLP) dengan seleksi fitur ANOVA dan Tree-SHAP</w:t>
+            </w:r>
+          </w:p>
+        </w:tc>
+        <w:tc>
+          <w:tcPr>
+            <w:tcW w:type="dxa" w:w="882"/>
+            <w:vAlign w:val="top"/>
+          </w:tcPr>
+          <w:p>
+            <w:pPr>
+              <w:spacing w:before="40" w:after="40" w:line="252" w:lineRule="auto"/>
+              <w:jc w:val="left"/>
+            </w:pPr>
+            <w:r/>
+            <w:r>
+              <w:rPr>
+                <w:rFonts w:ascii="Times New Roman" w:hAnsi="Times New Roman"/>
+                <w:b w:val="0"/>
+                <w:i w:val="0"/>
+                <w:color w:val="000000"/>
+                <w:sz w:val="17"/>
+              </w:rPr>
+              <w:t>Akurasi, Precision, Recall, F1-Score, Specificity</w:t>
+            </w:r>
+          </w:p>
+        </w:tc>
+        <w:tc>
+          <w:tcPr>
+            <w:tcW w:type="dxa" w:w="882"/>
+            <w:vAlign w:val="top"/>
+          </w:tcPr>
+          <w:p>
+            <w:pPr>
+              <w:spacing w:before="40" w:after="40" w:line="252" w:lineRule="auto"/>
+              <w:jc w:val="left"/>
+            </w:pPr>
+            <w:r/>
+            <w:r>
+              <w:rPr>
+                <w:rFonts w:ascii="Times New Roman" w:hAnsi="Times New Roman"/>
+                <w:b w:val="0"/>
+                <w:i w:val="0"/>
+                <w:color w:val="000000"/>
+                <w:sz w:val="17"/>
+              </w:rPr>
+              <w:t>Mencapai Akurasi 99,30%, Precision 99,20%, Recall 99,40%, F1-Score 99,30%.</w:t>
+            </w:r>
+          </w:p>
+        </w:tc>
+        <w:tc>
+          <w:tcPr>
+            <w:tcW w:type="dxa" w:w="882"/>
+            <w:vAlign w:val="top"/>
+          </w:tcPr>
+          <w:p>
+            <w:pPr>
+              <w:spacing w:before="40" w:after="40" w:line="252" w:lineRule="auto"/>
+              <w:jc w:val="left"/>
+            </w:pPr>
+            <w:r/>
+            <w:r>
+              <w:rPr>
+                <w:rFonts w:ascii="Times New Roman" w:hAnsi="Times New Roman"/>
+                <w:b w:val="0"/>
+                <w:i w:val="0"/>
+                <w:color w:val="000000"/>
+                <w:sz w:val="17"/>
+              </w:rPr>
+              <w:t>Diterapkan pada data laboratorium patologis onkologi dengan parameter fisik yang tidak dapat diubah (non-modifiable biological attributes); belum mengintegrasikan modul simulasi perubahan perilaku pasien.</w:t>
+            </w:r>
+          </w:p>
+        </w:tc>
+        <w:tc>
+          <w:tcPr>
+            <w:tcW w:type="dxa" w:w="882"/>
+            <w:vAlign w:val="top"/>
+          </w:tcPr>
+          <w:p>
+            <w:pPr>
+              <w:spacing w:before="40" w:after="40" w:line="252" w:lineRule="auto"/>
+              <w:jc w:val="left"/>
+            </w:pPr>
+            <w:r/>
+            <w:r>
+              <w:rPr>
+                <w:rFonts w:ascii="Times New Roman" w:hAnsi="Times New Roman"/>
+                <w:b w:val="0"/>
+                <w:i w:val="0"/>
+                <w:color w:val="000000"/>
+                <w:sz w:val="17"/>
+              </w:rPr>
+              <w:t>Mengadaptasi metodologi CatBoost dan SHAP ke ranah metrik perilaku gaya hidup digital yang modifiable, memungkinkan pengguna menguji perubahan kebiasaan secara simulatif pada antarmuka CDSS.</w:t>
             </w:r>
           </w:p>
         </w:tc>
